--- a/ExportOrderWebServer/Resources/BillOfLading/BillOfLadingNca.docx
+++ b/ExportOrderWebServer/Resources/BillOfLading/BillOfLadingNca.docx
@@ -4908,36 +4908,32 @@
                 <w:sz w:val="10"/>
                 <w:szCs w:val="10"/>
               </w:rPr>
-              <w:t xml:space="preserve">RECEIVED by the Carrier from the Shipper, as far as ascertained by reasonable means of checking, in apparent good order and condition unless otherwise stated herein, the total number or quantity of Containers or other packages or units indicated in the box opposite entitled "Total </w:t>
+              <w:t>RECEIVED by the Carrier from the Shipper, as far as ascertained by reasonable means of checking, in apparent good order and condition unless otherwise stated herein, the total number or quantity of Containers or other packages or units indicated in the box opposite entitled "Total No.</w:t>
             </w:r>
-            <w:proofErr w:type="spellStart"/>
             <w:r>
               <w:rPr>
                 <w:rFonts w:ascii="Arial" w:hAnsi="Arial" w:cs="Arial"/>
                 <w:sz w:val="10"/>
                 <w:szCs w:val="10"/>
               </w:rPr>
-              <w:t>No.of</w:t>
+              <w:t xml:space="preserve"> </w:t>
             </w:r>
-            <w:proofErr w:type="spellEnd"/>
             <w:r>
               <w:rPr>
                 <w:rFonts w:ascii="Arial" w:hAnsi="Arial" w:cs="Arial"/>
                 <w:sz w:val="10"/>
                 <w:szCs w:val="10"/>
               </w:rPr>
-              <w:t xml:space="preserve"> Containers/Packages received by the Carrier for carriage subject to all the terms and conditions hereof (INCLUDING THE TERMS AND CONDITIONS OF THE REVERSE HEROF AND THE TERMS AND CONDITIONS OF THE CARRIER'S APPLICABLE TARIFF) from the Place of Receipt or the Port of Loading, whichever is applicable, to the Port of </w:t>
+              <w:t xml:space="preserve">of Containers/Packages received by the Carrier for carriage subject to all the terms and conditions hereof (INCLUDING THE TERMS AND CONDITIONS OF THE REVERSE HEROF AND THE TERMS AND CONDITIONS OF THE CARRIER'S APPLICABLE TARIFF) from the Place of Receipt or the Port of Loading, whichever is applicable, to the Port of </w:t>
             </w:r>
-            <w:proofErr w:type="spellStart"/>
             <w:r>
               <w:rPr>
                 <w:rFonts w:ascii="Arial" w:hAnsi="Arial" w:cs="Arial"/>
                 <w:sz w:val="10"/>
                 <w:szCs w:val="10"/>
               </w:rPr>
-              <w:t>Dischatge</w:t>
+              <w:t>Discharge</w:t>
             </w:r>
-            <w:proofErr w:type="spellEnd"/>
             <w:r>
               <w:rPr>
                 <w:rFonts w:ascii="Arial" w:hAnsi="Arial" w:cs="Arial"/>
@@ -4946,16 +4942,14 @@
               </w:rPr>
               <w:t xml:space="preserve"> or the Place of Delivery, whichever is applicable. One original Bill of Lading, duly endorsed, must be surrendered by the Merchant to the Carrier in exchange for the Goods or a delivery order. In accepting this Bill of Lading the Merchant expressly accepts and </w:t>
             </w:r>
-            <w:proofErr w:type="spellStart"/>
             <w:r>
               <w:rPr>
                 <w:rFonts w:ascii="Arial" w:hAnsi="Arial" w:cs="Arial"/>
                 <w:sz w:val="10"/>
                 <w:szCs w:val="10"/>
               </w:rPr>
-              <w:t>agreesto</w:t>
+              <w:t>agrees to</w:t>
             </w:r>
-            <w:proofErr w:type="spellEnd"/>
             <w:r>
               <w:rPr>
                 <w:rFonts w:ascii="Arial" w:hAnsi="Arial" w:cs="Arial"/>
@@ -5001,18 +4995,14 @@
               </w:rPr>
               <w:t xml:space="preserve"> this tenor and date </w:t>
             </w:r>
-            <w:proofErr w:type="spellStart"/>
-            <w:proofErr w:type="gramStart"/>
             <w:r>
               <w:rPr>
                 <w:rFonts w:ascii="Arial" w:hAnsi="Arial" w:cs="Arial"/>
                 <w:sz w:val="10"/>
                 <w:szCs w:val="10"/>
               </w:rPr>
-              <w:t>hasbeen</w:t>
+              <w:t>has been</w:t>
             </w:r>
-            <w:proofErr w:type="spellEnd"/>
-            <w:proofErr w:type="gramEnd"/>
             <w:r>
               <w:rPr>
                 <w:rFonts w:ascii="Arial" w:hAnsi="Arial" w:cs="Arial"/>
@@ -5021,16 +5011,14 @@
               </w:rPr>
               <w:t xml:space="preserve"> signed, one of which being </w:t>
             </w:r>
-            <w:proofErr w:type="spellStart"/>
             <w:r>
               <w:rPr>
                 <w:rFonts w:ascii="Arial" w:hAnsi="Arial" w:cs="Arial"/>
                 <w:sz w:val="10"/>
                 <w:szCs w:val="10"/>
               </w:rPr>
-              <w:t>saccomplshed</w:t>
+              <w:t>accomplished</w:t>
             </w:r>
-            <w:proofErr w:type="spellEnd"/>
             <w:r>
               <w:rPr>
                 <w:rFonts w:ascii="Arial" w:hAnsi="Arial" w:cs="Arial"/>
